--- a/assen_shinsei_filled.docx
+++ b/assen_shinsei_filled.docx
@@ -288,14 +288,6 @@
               </w:rPr>
               <w:t>労働者</w:t>
             </w:r>
-            <w:r>
-              <w:br/>
-              <w:t>氏名：キム テス（Tae Soo Kim）</w:t>
-            </w:r>
-            <w:r>
-              <w:br/>
-              <w:t>氏名ふりがな：きむ てす</w:t>
-            </w:r>
           </w:p>
         </w:tc>
         <w:tc>
@@ -363,24 +355,11 @@
             </w:tcBorders>
           </w:tcPr>
           <w:p>
-            <w:pPr>
-              <w:pStyle w:val="a3"/>
-              <w:ind w:right="964"/>
-              <w:rPr>
-                <w:rFonts w:hint="eastAsia"/>
-              </w:rPr>
-            </w:pPr>
-          </w:p>
-          <w:p>
-            <w:pPr>
-              <w:pStyle w:val="a3"/>
-              <w:ind w:right="964"/>
-              <w:rPr>
-                <w:rFonts w:hint="eastAsia"/>
-                <w:sz w:val="20"/>
-                <w:szCs w:val="20"/>
-              </w:rPr>
-            </w:pPr>
+            <w:r>
+              <w:t>氏名：キム テス（Tae Soo Kim）</w:t>
+              <w:br/>
+              <w:t>氏名ふりがな：きむ てす</w:t>
+            </w:r>
           </w:p>
         </w:tc>
       </w:tr>
@@ -609,14 +588,6 @@
                 <w:rFonts w:hint="eastAsia"/>
               </w:rPr>
               <w:t>主</w:t>
-            </w:r>
-            <w:r>
-              <w:br/>
-              <w:t>氏名又は名称：アマゾンジャパン合同会社</w:t>
-            </w:r>
-            <w:r>
-              <w:br/>
-              <w:t>氏名ふりがな：あまぞんじゃぱん ごうどうがいしゃ</w:t>
             </w:r>
           </w:p>
         </w:tc>
@@ -799,20 +770,11 @@
             </w:tcBorders>
           </w:tcPr>
           <w:p>
-            <w:pPr>
-              <w:pStyle w:val="a3"/>
-              <w:rPr>
-                <w:rFonts w:hint="eastAsia"/>
-              </w:rPr>
-            </w:pPr>
-          </w:p>
-          <w:p>
-            <w:pPr>
-              <w:pStyle w:val="a3"/>
-              <w:rPr>
-                <w:rFonts w:hint="eastAsia"/>
-              </w:rPr>
-            </w:pPr>
+            <w:r>
+              <w:t>氏名又は名称：アマゾンジャパン合同会社</w:t>
+              <w:br/>
+              <w:t>氏名ふりがな：あまぞんじゃぱん ごうどうがいしゃ</w:t>
+            </w:r>
           </w:p>
         </w:tc>
       </w:tr>
@@ -1085,25 +1047,9 @@
             </w:tcBorders>
           </w:tcPr>
           <w:p>
-            <w:pPr>
-              <w:pStyle w:val="a3"/>
-              <w:tabs>
-                <w:tab w:val="clear" w:pos="4252"/>
-                <w:tab w:val="clear" w:pos="8504"/>
-              </w:tabs>
-              <w:snapToGrid/>
-              <w:rPr>
-                <w:rFonts w:hint="eastAsia"/>
-              </w:rPr>
-            </w:pPr>
-          </w:p>
-          <w:p>
-            <w:pPr>
-              <w:pStyle w:val="a3"/>
-              <w:rPr>
-                <w:rFonts w:hint="eastAsia"/>
-              </w:rPr>
-            </w:pPr>
+            <w:r>
+              <w:t>事業場の名称：アマゾンジャパン合同会社（目黒オフィス／アルコタワーアネックス）</w:t>
+            </w:r>
           </w:p>
         </w:tc>
       </w:tr>
@@ -1204,8 +1150,6 @@
           </w:tcPr>
           <w:p>
             <w:r>
-              <w:t>事業場の名称：アマゾンジャパン合同会社（目黒オフィス／アルコタワーアネックス）</w:t>
-              <w:br/>
               <w:t>所在地：〒153-0064　東京都目黒区下目黒1-8-1 アルコタワーアネックス</w:t>
               <w:br/>
               <w:t>電話：記載不可（事業場直通が不明なため）</w:t>
@@ -1262,25 +1206,6 @@
               </w:rPr>
               <w:t>事項及びその理由</w:t>
             </w:r>
-            <w:r>
-              <w:br/>
-              <w:t>【求める事項】</w:t>
-              <w:br/>
-              <w:t>1. フォーカスプラン／コーチングプラン（評価）に関して、2024年、2025年の評価について、誤ったデータ・評価基準の不整合・評価項目外の要素の混入等が疑われるため、評価プロセスの是正（再評価及び訂正）を求める。</w:t>
-              <w:br/>
-              <w:t>2. 面談等におけるパワーハラスメントに該当し得る言動（結論の即時強要、納得不要、データ誤りでも結果は変わらない等）について、事実確認と再発防止を求める。</w:t>
-              <w:br/>
-              <w:t>3. 本件に関連して、今後一切の不利益取扱い（報復的取扱いを含む）をしないことを確約すること。</w:t>
-              <w:br/>
-              <w:t>4. 事案の解決として、必要に応じて配置転換等の措置を含めた協議を求める。</w:t>
-              <w:br/>
-              <w:br/>
-              <w:t>【理由】</w:t>
-              <w:br/>
-              <w:t>評価の根拠となるデータに誤りがあったこと、評価期間・基準の説明が一貫せず、評価項目外の事情が評価に反映された可能性があること、また上司及び人事チームとの面談における圧力的なコミュニケーションにより精神的負担が非常に大きい状況です。</w:t>
-              <w:br/>
-              <w:t>このため、当事者間協議のみでの解決は困難と判断し、あっせんによる解決を求めます。</w:t>
-            </w:r>
           </w:p>
         </w:tc>
         <w:tc>
@@ -1294,17 +1219,24 @@
             </w:tcBorders>
           </w:tcPr>
           <w:p>
-            <w:pPr>
-              <w:pStyle w:val="a3"/>
-              <w:tabs>
-                <w:tab w:val="clear" w:pos="4252"/>
-                <w:tab w:val="clear" w:pos="8504"/>
-              </w:tabs>
-              <w:snapToGrid/>
-              <w:rPr>
-                <w:rFonts w:hint="eastAsia"/>
-              </w:rPr>
-            </w:pPr>
+            <w:r>
+              <w:t>【求める事項】</w:t>
+              <w:br/>
+              <w:t>1. フォーカスプラン／コーチングプラン（評価）に関して、2024年、2025年の評価について、誤ったデータ・評価基準の不整合・評価項目外の要素の混入等が疑われるため、評価プロセスの是正（再評価及び訂正）を求める。</w:t>
+              <w:br/>
+              <w:t>2. 面談等におけるパワーハラスメントに該当し得る言動（結論の即時強要、納得不要、データ誤りでも結果は変わらない等）について、事実確認と再発防止を求める。</w:t>
+              <w:br/>
+              <w:t>3. 本件に関連して、今後一切の不利益取扱い（報復的取扱いを含む）をしないことを確約すること。</w:t>
+              <w:br/>
+              <w:t>4. 事案の解決として、必要に応じて配置転換等の措置を含めた協議を求める。</w:t>
+              <w:br/>
+              <w:br/>
+              <w:t>【理由】</w:t>
+              <w:br/>
+              <w:t>評価の根拠となるデータに誤りがあったこと、評価期間・基準の説明が一貫せず、評価項目外の事情が評価に反映された可能性があること、また上司及び人事チームとの面談における圧力的なコミュニケーションにより精神的負担が非常に大きい状況です。</w:t>
+              <w:br/>
+              <w:t>このため、当事者間協議のみでの解決は困難と判断し、あっせんによる解決を求めます。</w:t>
+            </w:r>
           </w:p>
         </w:tc>
       </w:tr>
@@ -1343,30 +1275,6 @@
               </w:rPr>
               <w:t>紛争の経過</w:t>
             </w:r>
-            <w:r>
-              <w:br/>
-              <w:t>• 2025年3月：フォーカスプラン（3～5月）開始の通告。期間・条件が明確に示され、未達の場合の不利益を示唆される。</w:t>
-              <w:br/>
-              <w:t>• 2025年5月16日：目標達成後にもかかわらず延長の説明。過程で不適切な発言・対応（威圧的／一方的な通知等）があったと認識。</w:t>
-              <w:br/>
-              <w:t>• 2025年6月4日：HRとも継続協議中である旨の説明を受ける。</w:t>
-              <w:br/>
-              <w:t>• 2025年8月：各種指標が改善し、ポジティブな状況として共有されたと認識。</w:t>
-              <w:br/>
-              <w:t>• 2025年9月26日：突然、（改善期間ではなく）YTD等の説明で平均未達としてコーチングプラン継続が示され、評価根拠・期間の説明に矛盾が生じる。加えて、担当変更を評価上の不利要素（attrition等）として扱う等、事実関係・評価根拠に疑義が発生。</w:t>
-              <w:br/>
-              <w:t>• 2025年9月29日：疑義を伝えたが反映されない形でコーチングプラン関連の連絡が進む。</w:t>
-              <w:br/>
-              <w:t>• 2025年10月27日：2on1実施。後日メールで整理するとされたが、送付メールにデータ誤りや、面談で議論していない事項が含まれていると認識。</w:t>
-              <w:br/>
-              <w:t>• 2025年10月29日：誤り訂正や確認を求めたが、即時の結論を迫る等の圧力的対応があったと認識。</w:t>
-              <w:br/>
-              <w:t>• 2025年10月30日：社内の倫理窓口へ相談。</w:t>
-              <w:br/>
-              <w:t>• 2025年10月31日：労働局へ相談（助言申出等）を行い、以降、あっせん申請を検討・準備。</w:t>
-              <w:br/>
-              <w:t>• 2025年11月～12月：会社側から調査結果の連絡等があったが、納得できる説明・是正に至っていないため、あっせんによる解決を求める。</w:t>
-            </w:r>
           </w:p>
         </w:tc>
         <w:tc>
@@ -1380,17 +1288,29 @@
             </w:tcBorders>
           </w:tcPr>
           <w:p>
-            <w:pPr>
-              <w:pStyle w:val="a3"/>
-              <w:tabs>
-                <w:tab w:val="clear" w:pos="4252"/>
-                <w:tab w:val="clear" w:pos="8504"/>
-              </w:tabs>
-              <w:snapToGrid/>
-              <w:rPr>
-                <w:rFonts w:hint="eastAsia"/>
-              </w:rPr>
-            </w:pPr>
+            <w:r>
+              <w:t>• 2025年3月：フォーカスプラン（3～5月）開始の通告。期間・条件が明確に示され、未達の場合の不利益を示唆される。</w:t>
+              <w:br/>
+              <w:t>• 2025年5月16日：目標達成後にもかかわらず延長の説明。過程で不適切な発言・対応（威圧的／一方的な通知等）があったと認識。</w:t>
+              <w:br/>
+              <w:t>• 2025年6月4日：HRとも継続協議中である旨の説明を受ける。</w:t>
+              <w:br/>
+              <w:t>• 2025年8月：各種指標が改善し、ポジティブな状況として共有されたと認識。</w:t>
+              <w:br/>
+              <w:t>• 2025年9月26日：突然、（改善期間ではなく）YTD等の説明で平均未達としてコーチングプラン継続が示され、評価根拠・期間の説明に矛盾が生じる。加えて、担当変更を評価上の不利要素（attrition等）として扱う等、事実関係・評価根拠に疑義が発生。</w:t>
+              <w:br/>
+              <w:t>• 2025年9月29日：疑義を伝えたが反映されない形でコーチングプラン関連の連絡が進む。</w:t>
+              <w:br/>
+              <w:t>• 2025年10月27日：2on1実施。後日メールで整理するとされたが、送付メールにデータ誤りや、面談で議論していない事項が含まれていると認識。</w:t>
+              <w:br/>
+              <w:t>• 2025年10月29日：誤り訂正や確認を求めたが、即時の結論を迫る等の圧力的対応があったと認識。</w:t>
+              <w:br/>
+              <w:t>• 2025年10月30日：社内の倫理窓口へ相談。</w:t>
+              <w:br/>
+              <w:t>• 2025年10月31日：労働局へ相談（助言申出等）を行い、以降、あっせん申請を検討・準備。</w:t>
+              <w:br/>
+              <w:t>• 2025年11月～12月：会社側から調査結果の連絡等があったが、納得できる説明・是正に至っていないため、あっせんによる解決を求める。</w:t>
+            </w:r>
           </w:p>
         </w:tc>
       </w:tr>
@@ -1443,14 +1363,6 @@
               </w:rPr>
               <w:t>となる事項</w:t>
             </w:r>
-            <w:r>
-              <w:br/>
-              <w:t>• 証拠：関連メール、Quip等の記録、評価数値データ、面談メモ等を保有。必要に応じ提出可能。</w:t>
-              <w:br/>
-              <w:t>• 面談の音声記録：必要時提出可能。</w:t>
-              <w:br/>
-              <w:t>• 心身の負担が大きく、医療機関への相談を行っている（診断書等は必要に応じ提出可能）。</w:t>
-            </w:r>
           </w:p>
         </w:tc>
         <w:tc>
@@ -1464,17 +1376,13 @@
             </w:tcBorders>
           </w:tcPr>
           <w:p>
-            <w:pPr>
-              <w:pStyle w:val="a3"/>
-              <w:tabs>
-                <w:tab w:val="clear" w:pos="4252"/>
-                <w:tab w:val="clear" w:pos="8504"/>
-              </w:tabs>
-              <w:snapToGrid/>
-              <w:rPr>
-                <w:rFonts w:hint="eastAsia"/>
-              </w:rPr>
-            </w:pPr>
+            <w:r>
+              <w:t>• 証拠：関連メール、Quip等の記録、評価数値データ、面談メモ等を保有。必要に応じ提出可能。</w:t>
+              <w:br/>
+              <w:t>• 面談の音声記録：必要時提出可能。</w:t>
+              <w:br/>
+              <w:t>• 心身の負担が大きく、医療機関への相談を行っている（診断書等は必要に応じ提出可能）。</w:t>
+            </w:r>
           </w:p>
         </w:tc>
       </w:tr>

--- a/assen_shinsei_filled.docx
+++ b/assen_shinsei_filled.docx
@@ -356,9 +356,9 @@
           </w:tcPr>
           <w:p>
             <w:r>
-              <w:t>氏名：キム テス（Tae Soo Kim）</w:t>
-              <w:br/>
-              <w:t>氏名ふりがな：きむ てす</w:t>
+              <w:t>きむ てす</w:t>
+              <w:br/>
+              <w:t>キム テス（Tae Soo Kim）</w:t>
             </w:r>
           </w:p>
         </w:tc>
@@ -471,7 +471,7 @@
               <w:br/>
               <w:t>東京都渋谷区代々木3-33-9 ウエスチアベニュー202</w:t>
               <w:br/>
-              <w:t>電話：080-7449-5913</w:t>
+              <w:t>電話　080-7449-5913</w:t>
             </w:r>
           </w:p>
         </w:tc>
@@ -771,9 +771,9 @@
           </w:tcPr>
           <w:p>
             <w:r>
-              <w:t>氏名又は名称：アマゾンジャパン合同会社</w:t>
-              <w:br/>
-              <w:t>氏名ふりがな：あまぞんじゃぱん ごうどうがいしゃ</w:t>
+              <w:t>あまぞんじゃぱん ごうどうがいしゃ</w:t>
+              <w:br/>
+              <w:t>アマゾンジャパン合同会社</w:t>
             </w:r>
           </w:p>
         </w:tc>
@@ -881,7 +881,7 @@
               <w:br/>
               <w:t>東京都目黒区下目黒1-8-1 アルコタワーアネックス</w:t>
               <w:br/>
-              <w:t>電話：記載不可（事業場直通番号を確認できないため）</w:t>
+              <w:t>電話　記載不可（事業場直通番号を確認できないため）</w:t>
             </w:r>
           </w:p>
         </w:tc>
@@ -1048,7 +1048,7 @@
           </w:tcPr>
           <w:p>
             <w:r>
-              <w:t>事業場の名称：アマゾンジャパン合同会社（目黒オフィス／アルコタワーアネックス）</w:t>
+              <w:t>アマゾンジャパン合同会社（目黒オフィス／アルコタワーアネックス）</w:t>
             </w:r>
           </w:p>
         </w:tc>
@@ -1150,9 +1150,11 @@
           </w:tcPr>
           <w:p>
             <w:r>
-              <w:t>所在地：〒153-0064　東京都目黒区下目黒1-8-1 アルコタワーアネックス</w:t>
-              <w:br/>
-              <w:t>電話：記載不可（事業場直通が不明なため）</w:t>
+              <w:t>〒153-0064</w:t>
+              <w:br/>
+              <w:t>東京都目黒区下目黒1-8-1 アルコタワーアネックス</w:t>
+              <w:br/>
+              <w:t>電話　記載不可（事業場直通が不明なため）</w:t>
             </w:r>
           </w:p>
         </w:tc>
